--- a/facilitator-guide-team-charter.docx
+++ b/facilitator-guide-team-charter.docx
@@ -1097,6 +1097,177 @@
       </w:r>
       <w:r>
         <w:t xml:space="preserve"> each iteration, with a retrospective from the Retro Kit to close the loop. The break-down tools (Epic Canvas, Story Map, Story Splitting, Example Mapping) sit between vision and planning.</w:t>
+      </w:r>
+    </w:p>
+    <w:p>
+      <w:pPr>
+        <w:pStyle w:val="Heading1"/>
+      </w:pPr>
+      <w:r>
+        <w:t xml:space="preserve">Recreate it in your whiteboard</w:t>
+      </w:r>
+    </w:p>
+    <w:p>
+      <w:pPr>
+        <w:pStyle w:val="Small"/>
+      </w:pPr>
+      <w:r>
+        <w:t xml:space="preserve">Paste this into your whiteboard's AI assistant (for example Miro AI or Atlassian Rovo) or a general assistant, to get an editable, native version of the board. Results vary by tool, so expect to tidy it up. For an exact copy, import the SVG as a locked background instead.</w:t>
+      </w:r>
+    </w:p>
+    <w:p>
+      <w:r>
+        <w:t xml:space="preserve">Create an editable whiteboard for “Team Charter”, a workshop board.</w:t>
+      </w:r>
+    </w:p>
+    <w:p>
+      <w:r>
+        <w:t xml:space="preserve">Purpose: Agree why the team exists, how it works together, and what Ready and Done mean, before the work starts.</w:t>
+      </w:r>
+    </w:p>
+    <w:p>
+      <w:r>
+        <w:t xml:space="preserve">Layout: a wide landscape board (about 16:11). Make one frame per section below, placed as described. In each frame, add the section name as a heading, then its content as short text labels or empty fields to fill in. Leave space in each frame for sticky notes. Use the header colour given. Keep the wording as written and don't add extra content.</w:t>
+      </w:r>
+    </w:p>
+    <w:p>
+      <w:r>
+        <w:t xml:space="preserve">Header fields to fill in: Team, Date</w:t>
+      </w:r>
+    </w:p>
+    <w:p>
+      <w:r>
+        <w:t xml:space="preserve">Sections:</w:t>
+      </w:r>
+    </w:p>
+    <w:p>
+      <w:r>
+        <w:t xml:space="preserve">1. Purpose: top left, about 50% wide and 35% tall; header colour purple.</w:t>
+      </w:r>
+    </w:p>
+    <w:p>
+      <w:r>
+        <w:t xml:space="preserve">   Subtitle: Why does this team exist?</w:t>
+      </w:r>
+    </w:p>
+    <w:p>
+      <w:r>
+        <w:t xml:space="preserve">   Content: We exist to… · for… · We succeed when…</w:t>
+      </w:r>
+    </w:p>
+    <w:p>
+      <w:r>
+        <w:t xml:space="preserve">2. Members &amp; Roles: top centre, about 25% wide and 35% tall; header colour blue.</w:t>
+      </w:r>
+    </w:p>
+    <w:p>
+      <w:r>
+        <w:t xml:space="preserve">   Content: Name: · Role: · What i bring:</w:t>
+      </w:r>
+    </w:p>
+    <w:p>
+      <w:r>
+        <w:t xml:space="preserve">3. Our Values: top right, about 25% wide and 35% tall; header colour emerald green.</w:t>
+      </w:r>
+    </w:p>
+    <w:p>
+      <w:r>
+        <w:t xml:space="preserve">   Subtitle: What matters to us</w:t>
+      </w:r>
+    </w:p>
+    <w:p>
+      <w:r>
+        <w:t xml:space="preserve">   Content: 3–5 values, each with an example of it in action</w:t>
+      </w:r>
+    </w:p>
+    <w:p>
+      <w:r>
+        <w:t xml:space="preserve">4. Working Agreements: middle left, about 50% wide and 35% tall; header colour orange.</w:t>
+      </w:r>
+    </w:p>
+    <w:p>
+      <w:r>
+        <w:t xml:space="preserve">   Subtitle: We agree to…</w:t>
+      </w:r>
+    </w:p>
+    <w:p>
+      <w:r>
+        <w:t xml:space="preserve">   Content: Communication, core hours, meetings, feedback, how we handle interruptions · One agreement per sticky, written as “We…”</w:t>
+      </w:r>
+    </w:p>
+    <w:p>
+      <w:r>
+        <w:t xml:space="preserve">5. How We Decide: middle centre, about 25% wide and 35% tall; header colour sky blue.</w:t>
+      </w:r>
+    </w:p>
+    <w:p>
+      <w:r>
+        <w:t xml:space="preserve">   Content: Consent: no one objects · Consensus: everyone agrees · Majority vote · Consult, then one person decides · Delegated to an owner · Default method, and who decides what:</w:t>
+      </w:r>
+    </w:p>
+    <w:p>
+      <w:r>
+        <w:t xml:space="preserve">6. Ways of Working: middle right, about 25% wide and 35% tall; header colour slate grey.</w:t>
+      </w:r>
+    </w:p>
+    <w:p>
+      <w:r>
+        <w:t xml:space="preserve">   Subtitle: Cadence &amp; tools</w:t>
+      </w:r>
+    </w:p>
+    <w:p>
+      <w:r>
+        <w:t xml:space="preserve">   Content: Iteration length: · Planning: · Daily sync: · Review: · Retro: · Board / tools: · Channels:</w:t>
+      </w:r>
+    </w:p>
+    <w:p>
+      <w:r>
+        <w:t xml:space="preserve">7. Definition of Ready: bottom left, about 35% wide and 30% tall; header colour amber.</w:t>
+      </w:r>
+    </w:p>
+    <w:p>
+      <w:r>
+        <w:t xml:space="preserve">   Subtitle: Before we start an item</w:t>
+      </w:r>
+    </w:p>
+    <w:p>
+      <w:r>
+        <w:t xml:space="preserve">   Content: e.g. value is clear, it's small enough, examples agreed</w:t>
+      </w:r>
+    </w:p>
+    <w:p>
+      <w:r>
+        <w:t xml:space="preserve">8. Definition of Done: bottom centre, about 35% wide and 30% tall; header colour dark green.</w:t>
+      </w:r>
+    </w:p>
+    <w:p>
+      <w:r>
+        <w:t xml:space="preserve">   Subtitle: Before we call it done</w:t>
+      </w:r>
+    </w:p>
+    <w:p>
+      <w:r>
+        <w:t xml:space="preserve">   Content: e.g. tested, reviewed, documented, releasable</w:t>
+      </w:r>
+    </w:p>
+    <w:p>
+      <w:r>
+        <w:t xml:space="preserve">9. Conflict &amp; Review: bottom right, about 35% wide and 30% tall; header colour red.</w:t>
+      </w:r>
+    </w:p>
+    <w:p>
+      <w:r>
+        <w:t xml:space="preserve">   Content: When we disagree, we… · We review this charter: · Every quarter · When someone joins · When it stops working · Signed by the team:</w:t>
+      </w:r>
+    </w:p>
+    <w:p>
+      <w:r>
+        <w:t xml:space="preserve">Footer questions: “What would make this the best team any of us has worked on?” “Which of these agreements will we find hardest to keep?”</w:t>
+      </w:r>
+    </w:p>
+    <w:p>
+      <w:r>
+        <w:t xml:space="preserve">Original board for reference: https://eparker71.github.io/agile-ways-of-working/team-charter-board.html</w:t>
       </w:r>
     </w:p>
     <w:p>

--- a/facilitator-guide-team-charter.docx
+++ b/facilitator-guide-team-charter.docx
@@ -208,7 +208,7 @@
         </w:numPr>
       </w:pPr>
       <w:r>
-        <w:t xml:space="preserve">Print the board at A3 or larger, or load the SVG as a digital background</w:t>
+        <w:t xml:space="preserve">Print the board at A3 or 11×17 (Tabloid), or larger, or load the SVG as a digital background</w:t>
       </w:r>
     </w:p>
     <w:p>

--- a/facilitator-guide-team-charter.docx
+++ b/facilitator-guide-team-charter.docx
@@ -1162,7 +1162,7 @@
     </w:p>
     <w:p>
       <w:r>
-        <w:t xml:space="preserve">   Content: Name: · Role: · What i bring:</w:t>
+        <w:t xml:space="preserve">   Content: Name: · Role: · What I bring:</w:t>
       </w:r>
     </w:p>
     <w:p>
